--- a/LLM_and_Enterprise_RAG_Bootcamp/Lab_Walkthroughs/Week_08_Lab_A_four_stage_guardrail_pipeline.docx
+++ b/LLM_and_Enterprise_RAG_Bootcamp/Lab_Walkthroughs/Week_08_Lab_A_four_stage_guardrail_pipeline.docx
@@ -155,6 +155,560 @@
           <w:sz w:val="22"/>
         </w:rPr>
         <w:t>Tune thresholds against a labeled test set.</w:t>
+      </w:r>
+    </w:p>
+    <w:p>
+      <w:r>
+        <w:rPr>
+          <w:b/>
+          <w:color w:val="1E2761"/>
+          <w:sz w:val="32"/>
+        </w:rPr>
+        <w:t>Starter Code</w:t>
+      </w:r>
+    </w:p>
+    <w:p>
+      <w:r>
+        <w:rPr>
+          <w:color w:val="333333"/>
+          <w:sz w:val="22"/>
+        </w:rPr>
+        <w:t>Copy this into the lab workspace and fill in the marked sections.</w:t>
+      </w:r>
+    </w:p>
+    <w:p>
+      <w:pPr>
+        <w:spacing w:after="0" w:before="0"/>
+      </w:pPr>
+      <w:r>
+        <w:rPr>
+          <w:rFonts w:ascii="Consolas" w:hAnsi="Consolas"/>
+          <w:color w:val="101010"/>
+          <w:sz w:val="18"/>
+        </w:rPr>
+        <w:t>import time</w:t>
+      </w:r>
+    </w:p>
+    <w:p>
+      <w:pPr>
+        <w:spacing w:after="0" w:before="0"/>
+      </w:pPr>
+      <w:r>
+        <w:rPr>
+          <w:rFonts w:ascii="Consolas" w:hAnsi="Consolas"/>
+          <w:color w:val="101010"/>
+          <w:sz w:val="18"/>
+        </w:rPr>
+        <w:t>from dataclasses import dataclass</w:t>
+      </w:r>
+    </w:p>
+    <w:p>
+      <w:pPr>
+        <w:spacing w:after="0" w:before="0"/>
+      </w:pPr>
+      <w:r>
+        <w:rPr>
+          <w:rFonts w:ascii="Consolas" w:hAnsi="Consolas"/>
+          <w:color w:val="101010"/>
+          <w:sz w:val="18"/>
+        </w:rPr>
+        <w:t xml:space="preserve"> </w:t>
+      </w:r>
+    </w:p>
+    <w:p>
+      <w:pPr>
+        <w:spacing w:after="0" w:before="0"/>
+      </w:pPr>
+      <w:r>
+        <w:rPr>
+          <w:rFonts w:ascii="Consolas" w:hAnsi="Consolas"/>
+          <w:color w:val="101010"/>
+          <w:sz w:val="18"/>
+        </w:rPr>
+        <w:t>@dataclass</w:t>
+      </w:r>
+    </w:p>
+    <w:p>
+      <w:pPr>
+        <w:spacing w:after="0" w:before="0"/>
+      </w:pPr>
+      <w:r>
+        <w:rPr>
+          <w:rFonts w:ascii="Consolas" w:hAnsi="Consolas"/>
+          <w:color w:val="101010"/>
+          <w:sz w:val="18"/>
+        </w:rPr>
+        <w:t>class GuardResult:</w:t>
+      </w:r>
+    </w:p>
+    <w:p>
+      <w:pPr>
+        <w:spacing w:after="0" w:before="0"/>
+      </w:pPr>
+      <w:r>
+        <w:rPr>
+          <w:rFonts w:ascii="Consolas" w:hAnsi="Consolas"/>
+          <w:color w:val="101010"/>
+          <w:sz w:val="18"/>
+        </w:rPr>
+        <w:t xml:space="preserve">    passed: bool</w:t>
+      </w:r>
+    </w:p>
+    <w:p>
+      <w:pPr>
+        <w:spacing w:after="0" w:before="0"/>
+      </w:pPr>
+      <w:r>
+        <w:rPr>
+          <w:rFonts w:ascii="Consolas" w:hAnsi="Consolas"/>
+          <w:color w:val="101010"/>
+          <w:sz w:val="18"/>
+        </w:rPr>
+        <w:t xml:space="preserve">    stage: str</w:t>
+      </w:r>
+    </w:p>
+    <w:p>
+      <w:pPr>
+        <w:spacing w:after="0" w:before="0"/>
+      </w:pPr>
+      <w:r>
+        <w:rPr>
+          <w:rFonts w:ascii="Consolas" w:hAnsi="Consolas"/>
+          <w:color w:val="101010"/>
+          <w:sz w:val="18"/>
+        </w:rPr>
+        <w:t xml:space="preserve">    reason: str</w:t>
+      </w:r>
+    </w:p>
+    <w:p>
+      <w:pPr>
+        <w:spacing w:after="0" w:before="0"/>
+      </w:pPr>
+      <w:r>
+        <w:rPr>
+          <w:rFonts w:ascii="Consolas" w:hAnsi="Consolas"/>
+          <w:color w:val="101010"/>
+          <w:sz w:val="18"/>
+        </w:rPr>
+        <w:t xml:space="preserve">    latency_ms: float</w:t>
+      </w:r>
+    </w:p>
+    <w:p>
+      <w:pPr>
+        <w:spacing w:after="0" w:before="0"/>
+      </w:pPr>
+      <w:r>
+        <w:rPr>
+          <w:rFonts w:ascii="Consolas" w:hAnsi="Consolas"/>
+          <w:color w:val="101010"/>
+          <w:sz w:val="18"/>
+        </w:rPr>
+        <w:t xml:space="preserve"> </w:t>
+      </w:r>
+    </w:p>
+    <w:p>
+      <w:pPr>
+        <w:spacing w:after="0" w:before="0"/>
+      </w:pPr>
+      <w:r>
+        <w:rPr>
+          <w:rFonts w:ascii="Consolas" w:hAnsi="Consolas"/>
+          <w:color w:val="101010"/>
+          <w:sz w:val="18"/>
+        </w:rPr>
+        <w:t>class SyntaxGuard:</w:t>
+      </w:r>
+    </w:p>
+    <w:p>
+      <w:pPr>
+        <w:spacing w:after="0" w:before="0"/>
+      </w:pPr>
+      <w:r>
+        <w:rPr>
+          <w:rFonts w:ascii="Consolas" w:hAnsi="Consolas"/>
+          <w:color w:val="101010"/>
+          <w:sz w:val="18"/>
+        </w:rPr>
+        <w:t xml:space="preserve">    def check(self, text):</w:t>
+      </w:r>
+    </w:p>
+    <w:p>
+      <w:pPr>
+        <w:spacing w:after="0" w:before="0"/>
+      </w:pPr>
+      <w:r>
+        <w:rPr>
+          <w:rFonts w:ascii="Consolas" w:hAnsi="Consolas"/>
+          <w:color w:val="101010"/>
+          <w:sz w:val="18"/>
+        </w:rPr>
+        <w:t xml:space="preserve">        ok = 0 &lt; len(text) &lt;= 4000 and text.isprintable()</w:t>
+      </w:r>
+    </w:p>
+    <w:p>
+      <w:pPr>
+        <w:spacing w:after="0" w:before="0"/>
+      </w:pPr>
+      <w:r>
+        <w:rPr>
+          <w:rFonts w:ascii="Consolas" w:hAnsi="Consolas"/>
+          <w:color w:val="101010"/>
+          <w:sz w:val="18"/>
+        </w:rPr>
+        <w:t xml:space="preserve">        return ok, 'oversized or non-printable input'</w:t>
+      </w:r>
+    </w:p>
+    <w:p>
+      <w:pPr>
+        <w:spacing w:after="0" w:before="0"/>
+      </w:pPr>
+      <w:r>
+        <w:rPr>
+          <w:rFonts w:ascii="Consolas" w:hAnsi="Consolas"/>
+          <w:color w:val="101010"/>
+          <w:sz w:val="18"/>
+        </w:rPr>
+        <w:t xml:space="preserve"> </w:t>
+      </w:r>
+    </w:p>
+    <w:p>
+      <w:pPr>
+        <w:spacing w:after="0" w:before="0"/>
+      </w:pPr>
+      <w:r>
+        <w:rPr>
+          <w:rFonts w:ascii="Consolas" w:hAnsi="Consolas"/>
+          <w:color w:val="101010"/>
+          <w:sz w:val="18"/>
+        </w:rPr>
+        <w:t>class PIIGuard:</w:t>
+      </w:r>
+    </w:p>
+    <w:p>
+      <w:pPr>
+        <w:spacing w:after="0" w:before="0"/>
+      </w:pPr>
+      <w:r>
+        <w:rPr>
+          <w:rFonts w:ascii="Consolas" w:hAnsi="Consolas"/>
+          <w:color w:val="101010"/>
+          <w:sz w:val="18"/>
+        </w:rPr>
+        <w:t xml:space="preserve">    def __init__(self):</w:t>
+      </w:r>
+    </w:p>
+    <w:p>
+      <w:pPr>
+        <w:spacing w:after="0" w:before="0"/>
+      </w:pPr>
+      <w:r>
+        <w:rPr>
+          <w:rFonts w:ascii="Consolas" w:hAnsi="Consolas"/>
+          <w:color w:val="101010"/>
+          <w:sz w:val="18"/>
+        </w:rPr>
+        <w:t xml:space="preserve">        from presidio_analyzer import AnalyzerEngine</w:t>
+      </w:r>
+    </w:p>
+    <w:p>
+      <w:pPr>
+        <w:spacing w:after="0" w:before="0"/>
+      </w:pPr>
+      <w:r>
+        <w:rPr>
+          <w:rFonts w:ascii="Consolas" w:hAnsi="Consolas"/>
+          <w:color w:val="101010"/>
+          <w:sz w:val="18"/>
+        </w:rPr>
+        <w:t xml:space="preserve">        self.engine = AnalyzerEngine()</w:t>
+      </w:r>
+    </w:p>
+    <w:p>
+      <w:pPr>
+        <w:spacing w:after="0" w:before="0"/>
+      </w:pPr>
+      <w:r>
+        <w:rPr>
+          <w:rFonts w:ascii="Consolas" w:hAnsi="Consolas"/>
+          <w:color w:val="101010"/>
+          <w:sz w:val="18"/>
+        </w:rPr>
+        <w:t xml:space="preserve">    def check(self, text):</w:t>
+      </w:r>
+    </w:p>
+    <w:p>
+      <w:pPr>
+        <w:spacing w:after="0" w:before="0"/>
+      </w:pPr>
+      <w:r>
+        <w:rPr>
+          <w:rFonts w:ascii="Consolas" w:hAnsi="Consolas"/>
+          <w:color w:val="101010"/>
+          <w:sz w:val="18"/>
+        </w:rPr>
+        <w:t xml:space="preserve">        hits = self.engine.analyze(text=text, language='en')</w:t>
+      </w:r>
+    </w:p>
+    <w:p>
+      <w:pPr>
+        <w:spacing w:after="0" w:before="0"/>
+      </w:pPr>
+      <w:r>
+        <w:rPr>
+          <w:rFonts w:ascii="Consolas" w:hAnsi="Consolas"/>
+          <w:color w:val="101010"/>
+          <w:sz w:val="18"/>
+        </w:rPr>
+        <w:t xml:space="preserve">        bad = [h for h in hits if h.score &gt; 0.6]</w:t>
+      </w:r>
+    </w:p>
+    <w:p>
+      <w:pPr>
+        <w:spacing w:after="0" w:before="0"/>
+      </w:pPr>
+      <w:r>
+        <w:rPr>
+          <w:rFonts w:ascii="Consolas" w:hAnsi="Consolas"/>
+          <w:color w:val="101010"/>
+          <w:sz w:val="18"/>
+        </w:rPr>
+        <w:t xml:space="preserve">        return not bad, f'PII detected: {[h.entity_type for h in bad]}'</w:t>
+      </w:r>
+    </w:p>
+    <w:p>
+      <w:pPr>
+        <w:spacing w:after="0" w:before="0"/>
+      </w:pPr>
+      <w:r>
+        <w:rPr>
+          <w:rFonts w:ascii="Consolas" w:hAnsi="Consolas"/>
+          <w:color w:val="101010"/>
+          <w:sz w:val="18"/>
+        </w:rPr>
+        <w:t xml:space="preserve"> </w:t>
+      </w:r>
+    </w:p>
+    <w:p>
+      <w:pPr>
+        <w:spacing w:after="0" w:before="0"/>
+      </w:pPr>
+      <w:r>
+        <w:rPr>
+          <w:rFonts w:ascii="Consolas" w:hAnsi="Consolas"/>
+          <w:color w:val="101010"/>
+          <w:sz w:val="18"/>
+        </w:rPr>
+        <w:t>PIPELINE = [('syntax', SyntaxGuard()), ('pii', PIIGuard())]</w:t>
+      </w:r>
+    </w:p>
+    <w:p>
+      <w:pPr>
+        <w:spacing w:after="0" w:before="0"/>
+      </w:pPr>
+      <w:r>
+        <w:rPr>
+          <w:rFonts w:ascii="Consolas" w:hAnsi="Consolas"/>
+          <w:color w:val="101010"/>
+          <w:sz w:val="18"/>
+        </w:rPr>
+        <w:t># TODO: add ToxicityGuard (HF classifier) and IntentGuard, then chain:</w:t>
+      </w:r>
+    </w:p>
+    <w:p>
+      <w:pPr>
+        <w:spacing w:after="0" w:before="0"/>
+      </w:pPr>
+      <w:r>
+        <w:rPr>
+          <w:rFonts w:ascii="Consolas" w:hAnsi="Consolas"/>
+          <w:color w:val="101010"/>
+          <w:sz w:val="18"/>
+        </w:rPr>
+        <w:t xml:space="preserve"> </w:t>
+      </w:r>
+    </w:p>
+    <w:p>
+      <w:pPr>
+        <w:spacing w:after="0" w:before="0"/>
+      </w:pPr>
+      <w:r>
+        <w:rPr>
+          <w:rFonts w:ascii="Consolas" w:hAnsi="Consolas"/>
+          <w:color w:val="101010"/>
+          <w:sz w:val="18"/>
+        </w:rPr>
+        <w:t>def run_pipeline(text):</w:t>
+      </w:r>
+    </w:p>
+    <w:p>
+      <w:pPr>
+        <w:spacing w:after="0" w:before="0"/>
+      </w:pPr>
+      <w:r>
+        <w:rPr>
+          <w:rFonts w:ascii="Consolas" w:hAnsi="Consolas"/>
+          <w:color w:val="101010"/>
+          <w:sz w:val="18"/>
+        </w:rPr>
+        <w:t xml:space="preserve">    for name, guard in PIPELINE:</w:t>
+      </w:r>
+    </w:p>
+    <w:p>
+      <w:pPr>
+        <w:spacing w:after="0" w:before="0"/>
+      </w:pPr>
+      <w:r>
+        <w:rPr>
+          <w:rFonts w:ascii="Consolas" w:hAnsi="Consolas"/>
+          <w:color w:val="101010"/>
+          <w:sz w:val="18"/>
+        </w:rPr>
+        <w:t xml:space="preserve">        t0 = time.perf_counter()</w:t>
+      </w:r>
+    </w:p>
+    <w:p>
+      <w:pPr>
+        <w:spacing w:after="0" w:before="0"/>
+      </w:pPr>
+      <w:r>
+        <w:rPr>
+          <w:rFonts w:ascii="Consolas" w:hAnsi="Consolas"/>
+          <w:color w:val="101010"/>
+          <w:sz w:val="18"/>
+        </w:rPr>
+        <w:t xml:space="preserve">        ok, reason = guard.check(text)</w:t>
+      </w:r>
+    </w:p>
+    <w:p>
+      <w:pPr>
+        <w:spacing w:after="0" w:before="0"/>
+      </w:pPr>
+      <w:r>
+        <w:rPr>
+          <w:rFonts w:ascii="Consolas" w:hAnsi="Consolas"/>
+          <w:color w:val="101010"/>
+          <w:sz w:val="18"/>
+        </w:rPr>
+        <w:t xml:space="preserve">        ms = (time.perf_counter() - t0) * 1000</w:t>
+      </w:r>
+    </w:p>
+    <w:p>
+      <w:pPr>
+        <w:spacing w:after="0" w:before="0"/>
+      </w:pPr>
+      <w:r>
+        <w:rPr>
+          <w:rFonts w:ascii="Consolas" w:hAnsi="Consolas"/>
+          <w:color w:val="101010"/>
+          <w:sz w:val="18"/>
+        </w:rPr>
+        <w:t xml:space="preserve">        if not ok:</w:t>
+      </w:r>
+    </w:p>
+    <w:p>
+      <w:pPr>
+        <w:spacing w:after="0" w:before="0"/>
+      </w:pPr>
+      <w:r>
+        <w:rPr>
+          <w:rFonts w:ascii="Consolas" w:hAnsi="Consolas"/>
+          <w:color w:val="101010"/>
+          <w:sz w:val="18"/>
+        </w:rPr>
+        <w:t xml:space="preserve">            return GuardResult(False, name, reason, ms)</w:t>
+      </w:r>
+    </w:p>
+    <w:p>
+      <w:pPr>
+        <w:spacing w:after="0" w:before="0"/>
+      </w:pPr>
+      <w:r>
+        <w:rPr>
+          <w:rFonts w:ascii="Consolas" w:hAnsi="Consolas"/>
+          <w:color w:val="101010"/>
+          <w:sz w:val="18"/>
+        </w:rPr>
+        <w:t xml:space="preserve">    return GuardResult(True, 'all', 'clean', ms)</w:t>
+      </w:r>
+    </w:p>
+    <w:p>
+      <w:pPr>
+        <w:spacing w:after="0" w:before="0"/>
+      </w:pPr>
+      <w:r>
+        <w:rPr>
+          <w:rFonts w:ascii="Consolas" w:hAnsi="Consolas"/>
+          <w:color w:val="101010"/>
+          <w:sz w:val="18"/>
+        </w:rPr>
+        <w:t xml:space="preserve"> </w:t>
+      </w:r>
+    </w:p>
+    <w:p>
+      <w:r>
+        <w:rPr>
+          <w:b/>
+          <w:color w:val="1E2761"/>
+          <w:sz w:val="32"/>
+        </w:rPr>
+        <w:t>Verification Checks</w:t>
+      </w:r>
+    </w:p>
+    <w:p>
+      <w:r>
+        <w:rPr>
+          <w:color w:val="333333"/>
+          <w:sz w:val="22"/>
+        </w:rPr>
+        <w:t>Run these before submitting. Each check catches a frequent failure.</w:t>
+      </w:r>
+    </w:p>
+    <w:p>
+      <w:pPr>
+        <w:pStyle w:val="ListBullet"/>
+      </w:pPr>
+      <w:r>
+        <w:rPr>
+          <w:color w:val="333333"/>
+          <w:sz w:val="22"/>
+        </w:rPr>
+        <w:t>Each of the four stages fires on its own crafted bad input and reports the right stage name.</w:t>
+      </w:r>
+    </w:p>
+    <w:p>
+      <w:pPr>
+        <w:pStyle w:val="ListBullet"/>
+      </w:pPr>
+      <w:r>
+        <w:rPr>
+          <w:color w:val="333333"/>
+          <w:sz w:val="22"/>
+        </w:rPr>
+        <w:t>A clean input passes all stages and total pipeline latency is under 150 ms.</w:t>
+      </w:r>
+    </w:p>
+    <w:p>
+      <w:pPr>
+        <w:pStyle w:val="ListBullet"/>
+      </w:pPr>
+      <w:r>
+        <w:rPr>
+          <w:color w:val="333333"/>
+          <w:sz w:val="22"/>
+        </w:rPr>
+        <w:t>On the 1,000-input labeled stream, false-positive rate is under 5 percent after threshold tuning.</w:t>
+      </w:r>
+    </w:p>
+    <w:p>
+      <w:pPr>
+        <w:pStyle w:val="ListBullet"/>
+      </w:pPr>
+      <w:r>
+        <w:rPr>
+          <w:color w:val="333333"/>
+          <w:sz w:val="22"/>
+        </w:rPr>
+        <w:t>Early exit works: a syntax failure never invokes the PII or toxicity models (check call counters).</w:t>
       </w:r>
     </w:p>
     <w:p>
@@ -518,6 +1072,7 @@
       </w:r>
     </w:p>
     <w:sectPr>
+      <w:footerReference w:type="default" r:id="rId9"/>
       <w:pgSz w:w="12240" w:h="15840"/>
       <w:pgMar w:top="1152" w:right="1296" w:bottom="1152" w:left="1296" w:header="720" w:footer="720" w:gutter="0"/>
       <w:cols w:space="720"/>
@@ -525,6 +1080,25 @@
     </w:sectPr>
   </w:body>
 </w:document>
+</file>
+
+<file path=word/footer1.xml><?xml version="1.0" encoding="utf-8"?>
+<w:ftr xmlns:m="http://schemas.openxmlformats.org/officeDocument/2006/math" xmlns:mc="http://schemas.openxmlformats.org/markup-compatibility/2006" xmlns:mo="http://schemas.microsoft.com/office/mac/office/2008/main" xmlns:mv="urn:schemas-microsoft-com:mac:vml" xmlns:o="urn:schemas-microsoft-com:office:office" xmlns:r="http://schemas.openxmlformats.org/officeDocument/2006/relationships" xmlns:v="urn:schemas-microsoft-com:vml" xmlns:w10="urn:schemas-microsoft-com:office:word" xmlns:w14="http://schemas.microsoft.com/office/word/2010/wordml" xmlns:w="http://schemas.openxmlformats.org/wordprocessingml/2006/main" xmlns:wne="http://schemas.microsoft.com/office/word/2006/wordml" xmlns:wp14="http://schemas.microsoft.com/office/word/2010/wordprocessingDrawing" xmlns:wp="http://schemas.openxmlformats.org/drawingml/2006/wordprocessingDrawing" xmlns:wpc="http://schemas.microsoft.com/office/word/2010/wordprocessingCanvas" xmlns:wpg="http://schemas.microsoft.com/office/word/2010/wordprocessingGroup" xmlns:wpi="http://schemas.microsoft.com/office/word/2010/wordprocessingInk" xmlns:wps="http://schemas.microsoft.com/office/word/2010/wordprocessingShape" mc:Ignorable="w14 wp14">
+  <w:p>
+    <w:pPr>
+      <w:pStyle w:val="Footer"/>
+      <w:jc w:val="center"/>
+    </w:pPr>
+    <w:r>
+      <w:rPr>
+        <w:rFonts w:ascii="Calibri" w:hAnsi="Calibri"/>
+        <w:color w:val="333333"/>
+        <w:sz w:val="18"/>
+      </w:rPr>
+      <w:t>© 2026 Proxiant Academy | info@proxiant.com | proxiant.ai/training</w:t>
+    </w:r>
+  </w:p>
+</w:ftr>
 </file>
 
 <file path=word/numbering.xml><?xml version="1.0" encoding="utf-8"?>
